--- a/output_receita_federal/instrucao_normativa_rfb/documents/in_rfb_1505_20141031.docx
+++ b/output_receita_federal/instrucao_normativa_rfb/documents/in_rfb_1505_20141031.docx
@@ -8,6 +8,22 @@
           <w:b/>
         </w:rPr>
         <w:t>Instrução Normativa RFB nº 1505, de 31 de outubro de 2014</w:t>
+      </w:r>
+    </w:p>
+    <w:p>
+      <w:r>
+        <w:rPr>
+          <w:i/>
+        </w:rPr>
+        <w:t>[Revogado(a) pelo(a) Instrução Normativa RFB nº 2021, de 16 de abril de 2021]</w:t>
+      </w:r>
+    </w:p>
+    <w:p>
+      <w:r>
+        <w:rPr>
+          <w:i/>
+        </w:rPr>
+        <w:t>[Vide o(a) Instrução Normativa RFB nº 2021, de 16 de abril de 2021]</w:t>
       </w:r>
     </w:p>
     <w:p>
@@ -261,8 +277,86 @@
       </w:r>
     </w:p>
     <w:p>
+      <w:pPr>
+        <w:jc w:val="center"/>
+      </w:pPr>
+      <w:r>
+        <w:drawing>
+          <wp:inline xmlns:a="http://schemas.openxmlformats.org/drawingml/2006/main" xmlns:pic="http://schemas.openxmlformats.org/drawingml/2006/picture">
+            <wp:extent cx="649224" cy="918188"/>
+            <wp:docPr id="1" name="Picture 1"/>
+            <wp:cNvGraphicFramePr>
+              <a:graphicFrameLocks noChangeAspect="1"/>
+            </wp:cNvGraphicFramePr>
+            <a:graphic>
+              <a:graphicData uri="http://schemas.openxmlformats.org/drawingml/2006/picture">
+                <pic:pic>
+                  <pic:nvPicPr>
+                    <pic:cNvPr id="0" name="image.png"/>
+                    <pic:cNvPicPr/>
+                  </pic:nvPicPr>
+                  <pic:blipFill>
+                    <a:blip r:embed="rId9"/>
+                    <a:stretch>
+                      <a:fillRect/>
+                    </a:stretch>
+                  </pic:blipFill>
+                  <pic:spPr>
+                    <a:xfrm>
+                      <a:off x="0" y="0"/>
+                      <a:ext cx="649224" cy="918188"/>
+                    </a:xfrm>
+                    <a:prstGeom prst="rect"/>
+                  </pic:spPr>
+                </pic:pic>
+              </a:graphicData>
+            </a:graphic>
+          </wp:inline>
+        </w:drawing>
+      </w:r>
+    </w:p>
+    <w:p>
       <w:r>
         <w:t>ANEXO XV</w:t>
+      </w:r>
+    </w:p>
+    <w:p>
+      <w:pPr>
+        <w:jc w:val="center"/>
+      </w:pPr>
+      <w:r>
+        <w:drawing>
+          <wp:inline xmlns:a="http://schemas.openxmlformats.org/drawingml/2006/main" xmlns:pic="http://schemas.openxmlformats.org/drawingml/2006/picture">
+            <wp:extent cx="649224" cy="918188"/>
+            <wp:docPr id="2" name="Picture 2"/>
+            <wp:cNvGraphicFramePr>
+              <a:graphicFrameLocks noChangeAspect="1"/>
+            </wp:cNvGraphicFramePr>
+            <a:graphic>
+              <a:graphicData uri="http://schemas.openxmlformats.org/drawingml/2006/picture">
+                <pic:pic>
+                  <pic:nvPicPr>
+                    <pic:cNvPr id="0" name="image.png"/>
+                    <pic:cNvPicPr/>
+                  </pic:nvPicPr>
+                  <pic:blipFill>
+                    <a:blip r:embed="rId10"/>
+                    <a:stretch>
+                      <a:fillRect/>
+                    </a:stretch>
+                  </pic:blipFill>
+                  <pic:spPr>
+                    <a:xfrm>
+                      <a:off x="0" y="0"/>
+                      <a:ext cx="649224" cy="918188"/>
+                    </a:xfrm>
+                    <a:prstGeom prst="rect"/>
+                  </pic:spPr>
+                </pic:pic>
+              </a:graphicData>
+            </a:graphic>
+          </wp:inline>
+        </w:drawing>
       </w:r>
     </w:p>
     <w:p>
@@ -271,8 +365,86 @@
       </w:r>
     </w:p>
     <w:p>
+      <w:pPr>
+        <w:jc w:val="center"/>
+      </w:pPr>
+      <w:r>
+        <w:drawing>
+          <wp:inline xmlns:a="http://schemas.openxmlformats.org/drawingml/2006/main" xmlns:pic="http://schemas.openxmlformats.org/drawingml/2006/picture">
+            <wp:extent cx="649224" cy="918188"/>
+            <wp:docPr id="3" name="Picture 3"/>
+            <wp:cNvGraphicFramePr>
+              <a:graphicFrameLocks noChangeAspect="1"/>
+            </wp:cNvGraphicFramePr>
+            <a:graphic>
+              <a:graphicData uri="http://schemas.openxmlformats.org/drawingml/2006/picture">
+                <pic:pic>
+                  <pic:nvPicPr>
+                    <pic:cNvPr id="0" name="image.png"/>
+                    <pic:cNvPicPr/>
+                  </pic:nvPicPr>
+                  <pic:blipFill>
+                    <a:blip r:embed="rId11"/>
+                    <a:stretch>
+                      <a:fillRect/>
+                    </a:stretch>
+                  </pic:blipFill>
+                  <pic:spPr>
+                    <a:xfrm>
+                      <a:off x="0" y="0"/>
+                      <a:ext cx="649224" cy="918188"/>
+                    </a:xfrm>
+                    <a:prstGeom prst="rect"/>
+                  </pic:spPr>
+                </pic:pic>
+              </a:graphicData>
+            </a:graphic>
+          </wp:inline>
+        </w:drawing>
+      </w:r>
+    </w:p>
+    <w:p>
       <w:r>
         <w:t>ANEXO XVII</w:t>
+      </w:r>
+    </w:p>
+    <w:p>
+      <w:pPr>
+        <w:jc w:val="center"/>
+      </w:pPr>
+      <w:r>
+        <w:drawing>
+          <wp:inline xmlns:a="http://schemas.openxmlformats.org/drawingml/2006/main" xmlns:pic="http://schemas.openxmlformats.org/drawingml/2006/picture">
+            <wp:extent cx="649224" cy="918188"/>
+            <wp:docPr id="4" name="Picture 4"/>
+            <wp:cNvGraphicFramePr>
+              <a:graphicFrameLocks noChangeAspect="1"/>
+            </wp:cNvGraphicFramePr>
+            <a:graphic>
+              <a:graphicData uri="http://schemas.openxmlformats.org/drawingml/2006/picture">
+                <pic:pic>
+                  <pic:nvPicPr>
+                    <pic:cNvPr id="0" name="image.png"/>
+                    <pic:cNvPicPr/>
+                  </pic:nvPicPr>
+                  <pic:blipFill>
+                    <a:blip r:embed="rId12"/>
+                    <a:stretch>
+                      <a:fillRect/>
+                    </a:stretch>
+                  </pic:blipFill>
+                  <pic:spPr>
+                    <a:xfrm>
+                      <a:off x="0" y="0"/>
+                      <a:ext cx="649224" cy="918188"/>
+                    </a:xfrm>
+                    <a:prstGeom prst="rect"/>
+                  </pic:spPr>
+                </pic:pic>
+              </a:graphicData>
+            </a:graphic>
+          </wp:inline>
+        </w:drawing>
       </w:r>
     </w:p>
     <w:sectPr>
